--- a/public/exports/contracts/dedicated-team-2026/contract.en.docx
+++ b/public/exports/contracts/dedicated-team-2026/contract.en.docx
@@ -192,6 +192,23 @@
       </w:r>
       <w:r>
         <w:t xml:space="preserve"> the Customer desires to engage a dedicated team of professionals provided by the Contractor to work exclusively on the Customer's project under the Customer's direction, and the Contractor agrees to provide such a team subject to the terms below.</w:t>
+      </w:r>
+    </w:p>
+    <w:p>
+      <w:pPr>
+        <w:pBdr>
+          <w:left w:val="single" w:color="B8C2F5" w:sz="12" w:space="8"/>
+        </w:pBdr>
+        <w:spacing w:after="160" w:before="120"/>
+        <w:ind w:left="400"/>
+      </w:pPr>
+      <w:r>
+        <w:rPr>
+          <w:i/>
+          <w:iCs/>
+          <w:color w:val="555555"/>
+        </w:rPr>
+        <w:t xml:space="preserve">**Переговорний бриф — Dedicated Team**  **Модель:** щомісячний ретейнер за виділений headcount. Клієнт платить за committed capacity, не за години — це ключова відмінність від T&amp;M.  **Наша сильна позиція:** передбачуваність бюджету для клієнта, глибоке занурення команди в продукт, низька плинність. Dedicated Team — це не аутстаф, а партнерство.  **Типові точки тиску від клієнтів:** - Replacement SLA: хочуть 5-10 робочих днів замість 15. Ми тримаємо 15, бо якість підбору важливіша за швидкість. - Ramp-down notice: хочуть 14 днів замість 30. Поступка можлива для команд 5+, але не менше 20 днів. - Vacancy cost: хочуть 100% знижку (не платити за вакансію). Ми даємо 50% — бо тримаємо бенч для швидкої заміни. - Term: хочуть month-to-month. Ми тримаємо 12 місяців — інакше не окупається онбординг. - Overtime premium: enterprise-клієнти хочуть прибрати 125%. Не поступаємось — це захист команди.  **Стратегія:** поступайся на ramp-down (до 20 днів) та headcount flexibility, тримай replacement SLA, term та overtime. Vacancy cost — останній козир для закриття угоди.</w:t>
       </w:r>
     </w:p>
     <w:p>
@@ -837,6 +854,51 @@
     </w:p>
     <w:p>
       <w:pPr>
+        <w:spacing w:after="180"/>
+        <w:jc w:val="both"/>
+      </w:pPr>
+      <w:r>
+        <w:t xml:space="preserve">&lt;Voice voice="legal"&gt;Replacement SLA 15 робочих днів — це зобов'язання засобів (best effort), не результату. Якщо клієнт наполягає на penalty за прострочення заміни — відмовляємо: ми не контролюємо ринок кандидатів. Auto-renewal 12 місяців з 60-денним notice — стандарт; якщо клієнт просить month-to-month, це фактично відсутність commitment, що робить SLA на ramp-up безглуздим.&lt;/Voice&gt;</w:t>
+      </w:r>
+    </w:p>
+    <w:p>
+      <w:pPr>
+        <w:spacing w:after="180"/>
+        <w:jc w:val="both"/>
+      </w:pPr>
+      <w:r>
+        <w:t xml:space="preserve">&lt;Voice voice="business"&gt;Щомісячний ретейнер дає передбачуваний revenue pipeline — але headcount flexibility працює проти нас. Якщо клієнт може зняти людину з 30-денним notice, а ми onboard'или її 30 днів — маржа на перший квартал нульова. Ramp-down 30 днів — це мінімум для break-even на recruiting cost. Overtime 125% — не прибуток, а компенсація вигоряння команди; enterprise-клієнти, які хочуть прибрати premium, насправді хочуть необмежений овертайм безкоштовно.&lt;/Voice&gt;</w:t>
+      </w:r>
+    </w:p>
+    <w:p>
+      <w:pPr>
+        <w:spacing w:after="180"/>
+        <w:jc w:val="both"/>
+      </w:pPr>
+      <w:r>
+        <w:t xml:space="preserve">&lt;Voice voice="negotiations"&gt;Коли клієнт тисне на Replacement SLA (хоче 10 або 5 днів) — аргумент: "Ми можемо поставити когось за 5 днів, але якість підбору впаде. 15 днів — це час знайти людину, яка залишиться з вами на роки, а не на місяці." На vacancy cost 50%: "Ми тримаємо bench-спеціалістів саме для швидкої заміни — ці 50% фінансують цю готовність." Term 12 місяців: "Ми інвестуємо в онбординг команди під ваш продукт. При month-to-month ми не можемо гарантувати таку ж глибину занурення."&lt;/Voice&gt;</w:t>
+      </w:r>
+    </w:p>
+    <w:p>
+      <w:pPr>
+        <w:spacing w:after="180"/>
+        <w:jc w:val="both"/>
+      </w:pPr>
+      <w:r>
+        <w:t xml:space="preserve">&lt;Voice voice="delivery"&gt;Ramp-up period 30 днів — реалістичний для senior-позицій, але tight для нішевих стеків. Якщо Team Plan включає рідкісні спеціалізації, варто обговорити extended ramp-up заздалегідь. Working hours з Team Plan мають враховувати timezone overlap з клієнтом — мінімум 4 години перетину, інакше async-комунікація вбиває productivity.&lt;/Voice&gt;</w:t>
+      </w:r>
+    </w:p>
+    <w:p>
+      <w:pPr>
+        <w:spacing w:after="180"/>
+        <w:jc w:val="both"/>
+      </w:pPr>
+      <w:r>
+        <w:t xml:space="preserve">&lt;Voice voice="interaction"&gt;Key Terms задають framework для всього контракту: Replacement SLA зв'язаний з Dedicated Team Terms (секція 2), Payment прив'язаний до monthly retainer з Team Plan, а Term визначає scope Non-Solicitation (секція 4 — "1 year after termination" рахується від закінчення Term). Overtime rate тут має збігатися з тим, що в Team Plan.&lt;/Voice&gt;</w:t>
+      </w:r>
+    </w:p>
+    <w:p>
+      <w:pPr>
         <w:pStyle w:val="Heading2"/>
         <w:keepNext/>
         <w:spacing w:after="180" w:before="360"/>
@@ -1093,6 +1155,51 @@
     </w:p>
     <w:p>
       <w:pPr>
+        <w:spacing w:after="180"/>
+        <w:jc w:val="both"/>
+      </w:pPr>
+      <w:r>
+        <w:t xml:space="preserve">&lt;Voice voice="legal"&gt;Право клієнта на performance review та заміну спеціалістів не повинно перетворюватись на "fire at will" — потрібен documented process з feedback period (мінімум 2 тижні). Якщо клієнт хоче instant removal right, це ознака, що вони сприймають команду як аутстаф, а не dedicated team. Vacancy reduction (50%) — компромісна формула; 100% reduction створює moral hazard: клієнт може штучно "звільняти" людей для cost saving.&lt;/Voice&gt;</w:t>
+      </w:r>
+    </w:p>
+    <w:p>
+      <w:pPr>
+        <w:spacing w:after="180"/>
+        <w:jc w:val="both"/>
+      </w:pPr>
+      <w:r>
+        <w:t xml:space="preserve">&lt;Voice voice="business"&gt;Headcount flexibility — найгостріший комерційний пункт. Кожна людина в Team Plan — це committed revenue; якщо клієнт може зняти 2 з 5 людей за 30 днів, ми втрачаємо 40% revenue з мінімальним часом на перерозподіл. Формула: мінімальний committed headcount = 60% від початкового Team Plan. Vacancy 50% reduction — це не знижка, це вартість утримання bench-готовності.&lt;/Voice&gt;</w:t>
+      </w:r>
+    </w:p>
+    <w:p>
+      <w:pPr>
+        <w:spacing w:after="180"/>
+        <w:jc w:val="both"/>
+      </w:pPr>
+      <w:r>
+        <w:t xml:space="preserve">&lt;Voice voice="negotiations"&gt;На "ми хочемо міняти людей швидше": "Ми розуміємо. Давайте домовимось на structured feedback — 2 тижні performance plan, після чого заміна протягом SLA. Це захищає і вас від поспішних рішень, і нас від нестабільності." На headcount flexibility: "Ми готові на ramp-down 20 днів для позицій, де є внутрішня ротація. Для нішевих ролей — 30 днів, бо recruiting pipeline довший."&lt;/Voice&gt;</w:t>
+      </w:r>
+    </w:p>
+    <w:p>
+      <w:pPr>
+        <w:spacing w:after="180"/>
+        <w:jc w:val="both"/>
+      </w:pPr>
+      <w:r>
+        <w:t xml:space="preserve">&lt;Voice voice="delivery"&gt;Replacement за 15 робочих днів реалістичний, якщо є внутрішній bench. Для позицій Senior+ або рідкісних стеків (Rust, Elixir, specific ML) — краще домовлятись на 20 робочих днів в Team Plan. Performance review process має включати input від нашого PM, не тільки клієнтський feedback — інакше cultural mismatch може бути прийнятий за low performance.&lt;/Voice&gt;</w:t>
+      </w:r>
+    </w:p>
+    <w:p>
+      <w:pPr>
+        <w:spacing w:after="180"/>
+        <w:jc w:val="both"/>
+      </w:pPr>
+      <w:r>
+        <w:t xml:space="preserve">&lt;Voice voice="interaction"&gt;Dedicated Team Terms — центральна секція: вона визначає, як працює headcount з Key Terms, як рахується payment з секції 3 (monthly retainer за actual headcount мінус vacancies), і як Non-Solicitation (секція 4) захищає конкретних людей з Team Plan. IP assignment (секція 5) покриває work product всіх людей, перелічених тут.&lt;/Voice&gt;</w:t>
+      </w:r>
+    </w:p>
+    <w:p>
+      <w:pPr>
         <w:pStyle w:val="Heading2"/>
         <w:keepNext/>
         <w:spacing w:after="180" w:before="360"/>
@@ -1251,6 +1358,51 @@
     </w:p>
     <w:p>
       <w:pPr>
+        <w:spacing w:after="180"/>
+        <w:jc w:val="both"/>
+      </w:pPr>
+      <w:r>
+        <w:t xml:space="preserve">&lt;Voice voice="legal"&gt;Payment terms 15 calendar days — агресивно для enterprise-клієнтів, у яких AP-цикл 30-45 днів. Юридично enforceable, але практично створює friction. Late payment interest має бути не нижче statutory rate (у Німеччині — 9% over ECB base rate для B2B). Payment dispute clause критичний: без нього клієнт може withhold весь invoice через спір по одній позиції.&lt;/Voice&gt;</w:t>
+      </w:r>
+    </w:p>
+    <w:p>
+      <w:pPr>
+        <w:spacing w:after="180"/>
+        <w:jc w:val="both"/>
+      </w:pPr>
+      <w:r>
+        <w:t xml:space="preserve">&lt;Voice voice="business"&gt;Dedicated Team — це predictable monthly billing, що спрощує cash flow planning. Але ризик: клієнт оспорює invoice через "незадовільну якість" одного спеціаліста і блокує весь платіж. Payment dispute clause має вимагати оплати undisputed portion. Invoicing 1-го числа за поточний місяць (prepaid model) — наша перевага; якщо клієнт хоче postpaid — це +15 днів до cash gap, що для команди з 5 людей = ~€30-50K cash exposure.&lt;/Voice&gt;</w:t>
+      </w:r>
+    </w:p>
+    <w:p>
+      <w:pPr>
+        <w:spacing w:after="180"/>
+        <w:jc w:val="both"/>
+      </w:pPr>
+      <w:r>
+        <w:t xml:space="preserve">&lt;Voice voice="negotiations"&gt;На "наш AP-цикл 30 днів": "Ми можемо піти на Net 20 для invoices понад €20K, але з автоматичним late fee після цього терміну. Це fair compromise." На payment dispute: "Ми завжди відкриті до обговорення якості, але invoice за undisputed headcount має бути оплачений вчасно — це зарплати людей, які працюють на вас." Ніколи не погоджуйтесь на "pay when satisfied" — це перетворює fixed retainer на T&amp;M.&lt;/Voice&gt;</w:t>
+      </w:r>
+    </w:p>
+    <w:p>
+      <w:pPr>
+        <w:spacing w:after="180"/>
+        <w:jc w:val="both"/>
+      </w:pPr>
+      <w:r>
+        <w:t xml:space="preserve">&lt;Voice voice="delivery"&gt;Invoicing 1-го числа означає, що PM має закрити попередній місяць (timesheet approval, overtime log) до кінця місяця. Overtime потребує prior written approval — це має бути email/ticket від клієнта, не усна домовленість. Delivery team має вести overtimelog щотижня, щоб уникнути "сюрпризів" в invoice.&lt;/Voice&gt;</w:t>
+      </w:r>
+    </w:p>
+    <w:p>
+      <w:pPr>
+        <w:spacing w:after="180"/>
+        <w:jc w:val="both"/>
+      </w:pPr>
+      <w:r>
+        <w:t xml:space="preserve">&lt;Voice voice="interaction"&gt;Payment clause безпосередньо залежить від Team Plan (Attachment A), де зафіксовані monthly rates. Vacancy reduction з Dedicated Team Terms (секція 2) впливає на розрахунок invoice. Late payment interest з'єднаний з Dispute Resolution (секція 8) — якщо клієнт не платить, ми спочатку нараховуємо interest, потім йдемо в dispute. Effect of Termination (секція 7) визначає final payment obligations.&lt;/Voice&gt;</w:t>
+      </w:r>
+    </w:p>
+    <w:p>
+      <w:pPr>
         <w:pStyle w:val="Heading2"/>
         <w:keepNext/>
         <w:spacing w:after="180" w:before="360"/>
@@ -1285,6 +1437,51 @@
       </w:pPr>
       <w:r>
         <w:t xml:space="preserve">If any employee or subcontractor of one party independently approaches the other party about employment, the receiving party shall immediately suspend such a request and notify the other party.</w:t>
+      </w:r>
+    </w:p>
+    <w:p>
+      <w:pPr>
+        <w:spacing w:after="180"/>
+        <w:jc w:val="both"/>
+      </w:pPr>
+      <w:r>
+        <w:t xml:space="preserve">&lt;Voice voice="legal"&gt;Non-solicitation 1 рік після termination — стандартний і enforceable в більшості юрисдикцій EU. Але "encourage to leave" — розпливчасте формулювання; клієнт може стверджувати, що цікава вакансія на LinkedIn = encouragement. Потрібна чітка дефініція: direct solicitation (особистий контакт з конкретною пропозицією), а не passive recruitment. Mutual формат — критичний: захищає нас від direct hire наших людей.&lt;/Voice&gt;</w:t>
+      </w:r>
+    </w:p>
+    <w:p>
+      <w:pPr>
+        <w:spacing w:after="180"/>
+        <w:jc w:val="both"/>
+      </w:pPr>
+      <w:r>
+        <w:t xml:space="preserve">&lt;Voice voice="business"&gt;Non-solicitation — це страховка від найбільшого ризику Dedicated Team: клієнт наймає наших людей напряму, обходячи agency fee. Для команди з 5 senior-спеціалістів це потенційна втрата €300-600K annual revenue. Direct hire fee (якщо його немає — додати!) має бути 3-4 місячні зарплати per person. Це не штраф, а buy-out існуючого контракту.&lt;/Voice&gt;</w:t>
+      </w:r>
+    </w:p>
+    <w:p>
+      <w:pPr>
+        <w:spacing w:after="180"/>
+        <w:jc w:val="both"/>
+      </w:pPr>
+      <w:r>
+        <w:t xml:space="preserve">&lt;Voice voice="negotiations"&gt;На "1 рік — це занадто довго": "Рік — це час, за який ми зможемо знайти заміну і перебудувати команду. 6 місяців — це мінімум, на який ми готові піти, але тільки з direct hire fee clause." На "це обмежує наш hiring": "Clause працює в обидва боки — ми теж не можемо хантити ваших людей. Це mutual protection, не обмеження." Якщо клієнт хоче hire our person — не блокуйте, а monetize: direct hire fee = win-win.&lt;/Voice&gt;</w:t>
+      </w:r>
+    </w:p>
+    <w:p>
+      <w:pPr>
+        <w:spacing w:after="180"/>
+        <w:jc w:val="both"/>
+      </w:pPr>
+      <w:r>
+        <w:t xml:space="preserve">&lt;Voice voice="delivery"&gt;PM має слідкувати за "тихим хантингом": коли клієнт починає спілкуватись з нашими розробниками поза робочими каналами, обговорює їхні career aspirations, або пропонує "freelance on the side". Ранні ознаки: розробник починає ставити питання про релокацію або запитує recommendation letter. Notification obligation ("suspend and notify") — це наш early warning system.&lt;/Voice&gt;</w:t>
+      </w:r>
+    </w:p>
+    <w:p>
+      <w:pPr>
+        <w:spacing w:after="180"/>
+        <w:jc w:val="both"/>
+      </w:pPr>
+      <w:r>
+        <w:t xml:space="preserve">&lt;Voice voice="interaction"&gt;Non-solicitation захищає конкретних людей з Team Plan (Attachment A) та Dedicated Team Terms (секція 2). Термін "1 year after termination" рахується від дати, визначеної в Effect of Termination (секція 7). Якщо клієнт порушує Non-solicitation, це може бути grounds для early termination з financial penalties.&lt;/Voice&gt;</w:t>
       </w:r>
     </w:p>
     <w:p>
@@ -1726,6 +1923,51 @@
     </w:p>
     <w:p>
       <w:pPr>
+        <w:spacing w:after="180"/>
+        <w:jc w:val="both"/>
+      </w:pPr>
+      <w:r>
+        <w:t xml:space="preserve">&lt;Voice voice="legal"&gt;IP assignment в Dedicated Team має нюанс: команда може використовувати internal tools, libraries, frameworks, які є pre-existing IP Contractor'а. Clause має чітко виділяти "Contractor Tools" — pre-existing IP з perpetual license клієнту, vs. "Work Product" — повний assignment. Без цього розмежування клієнт може претендувати на наш internal tooling, який використовується across projects.&lt;/Voice&gt;</w:t>
+      </w:r>
+    </w:p>
+    <w:p>
+      <w:pPr>
+        <w:spacing w:after="180"/>
+        <w:jc w:val="both"/>
+      </w:pPr>
+      <w:r>
+        <w:t xml:space="preserve">&lt;Voice voice="business"&gt;Full IP assignment — стандартна вимога enterprise-клієнтів і не є проблемою для project-specific code. Але якщо команда створює reusable components, які ми могли б використати в інших проектах — це втрачена value. Pre-existing IP carve-out дозволяє нам зберігати та розвивати internal tools. Для open-source contributions під час проекту — потрібен окремий approval process.&lt;/Voice&gt;</w:t>
+      </w:r>
+    </w:p>
+    <w:p>
+      <w:pPr>
+        <w:spacing w:after="180"/>
+        <w:jc w:val="both"/>
+      </w:pPr>
+      <w:r>
+        <w:t xml:space="preserve">&lt;Voice voice="negotiations"&gt;На "все, що наша команда створює, належить нам": "Absolutely — весь Work Product під вашим проектом належить вам. Ми лише просимо виділити наші pre-existing tools, які ми принесли в проект — ви отримуєте perpetual license на них, а ми можемо продовжувати їх розвивати." На "ми хочемо ownership на все, включаючи tools": "Це означатиме, що ми не зможемо використовувати наші власні CI/CD pipelines та testing frameworks в проекті — що сповільнить delivery."&lt;/Voice&gt;</w:t>
+      </w:r>
+    </w:p>
+    <w:p>
+      <w:pPr>
+        <w:spacing w:after="180"/>
+        <w:jc w:val="both"/>
+      </w:pPr>
+      <w:r>
+        <w:t xml:space="preserve">&lt;Voice voice="delivery"&gt;Команда має вести IP log: що є project-specific Work Product (належить клієнту), а що є Contractor Tools (наше, з license клієнту). Це особливо важливо для shared libraries, CI/CD configs, testing utilities. PM має review IP log щоквартально. Code review process повинен включати IP classification — кожен значний PR має бути tagged як Work Product або Contractor Tool.&lt;/Voice&gt;</w:t>
+      </w:r>
+    </w:p>
+    <w:p>
+      <w:pPr>
+        <w:spacing w:after="180"/>
+        <w:jc w:val="both"/>
+      </w:pPr>
+      <w:r>
+        <w:t xml:space="preserve">&lt;Voice voice="interaction"&gt;IP assignment покриває Work Product людей з Team Plan (Attachment A). Scope IP визначається через Dedicated Team Terms (секція 2) — тільки робота "under Customer's direction". Effect of Termination (секція 7) має гарантувати handover всього Work Product. Liability (секція 6) покриває IP infringement claims.&lt;/Voice&gt;</w:t>
+      </w:r>
+    </w:p>
+    <w:p>
+      <w:pPr>
         <w:pStyle w:val="Heading2"/>
         <w:keepNext/>
         <w:spacing w:after="180" w:before="360"/>
@@ -1834,6 +2076,51 @@
       </w:r>
       <w:r>
         <w:t xml:space="preserve"> preceding the date upon which the related claim arose.</w:t>
+      </w:r>
+    </w:p>
+    <w:p>
+      <w:pPr>
+        <w:spacing w:after="180"/>
+        <w:jc w:val="both"/>
+      </w:pPr>
+      <w:r>
+        <w:t xml:space="preserve">&lt;Voice voice="legal"&gt;Liability cap у Dedicated Team зазвичай = 12 місяців fees (annual contract value). Для великих команд (10+ людей) це може бути €500K+ — переконайтесь, що cap відповідає вашому insurance coverage. Mutual limitation — критична: без неї клієнт може претендувати на consequential damages (lost profits від "неякісної" роботи команди), які можуть перевищити весь contract value в десятки разів. Indemnification за IP infringement — стандартне, але має бути capped.&lt;/Voice&gt;</w:t>
+      </w:r>
+    </w:p>
+    <w:p>
+      <w:pPr>
+        <w:spacing w:after="180"/>
+        <w:jc w:val="both"/>
+      </w:pPr>
+      <w:r>
+        <w:t xml:space="preserve">&lt;Voice voice="business"&gt;Liability cap = annual contract value — це golden rule. Якщо клієнт хоче unlimited liability або cap = total contract value (multi-year), це deal breaker. Для Dedicated Team специфічний ризик: клієнт стверджує, що "погана якість коду" призвела до бізнес-втрат. Exclusion of consequential/indirect damages — наш головний захист. Без цього один невдалий deployment може коштувати більше, ніж весь контракт.&lt;/Voice&gt;</w:t>
+      </w:r>
+    </w:p>
+    <w:p>
+      <w:pPr>
+        <w:spacing w:after="180"/>
+        <w:jc w:val="both"/>
+      </w:pPr>
+      <w:r>
+        <w:t xml:space="preserve">&lt;Voice voice="negotiations"&gt;На "ми хочемо unlimited liability": "Це нестандартно для services-контрактів і зробить страхування проекту неможливим. Liability cap = 12 місяців fees — це market standard, який дає вам meaningful recourse, а нам — можливість працювати." На "ми хочемо consequential damages": "Ми не контролюємо ваш production environment, бізнес-рішення та go-to-market timing. Consequential damages за ці фактори були б несправедливими для обох сторін."&lt;/Voice&gt;</w:t>
+      </w:r>
+    </w:p>
+    <w:p>
+      <w:pPr>
+        <w:spacing w:after="180"/>
+        <w:jc w:val="both"/>
+      </w:pPr>
+      <w:r>
+        <w:t xml:space="preserve">&lt;Voice voice="delivery"&gt;Liability cap впливає на risk management: якщо cap = €300K, а команда працює з sensitive data (fintech, healthcare), потрібен додатковий insurance або security review process. PM має ескалювати будь-які incidents, які потенційно можуть привести до liability claim, негайно — не чекаючи, поки клієнт помітить проблему.&lt;/Voice&gt;</w:t>
+      </w:r>
+    </w:p>
+    <w:p>
+      <w:pPr>
+        <w:spacing w:after="180"/>
+        <w:jc w:val="both"/>
+      </w:pPr>
+      <w:r>
+        <w:t xml:space="preserve">&lt;Voice voice="interaction"&gt;Liability cap рахується від payment amounts (секція 3). IP indemnification тут пов'язаний з IP Assignment (секція 5) — якщо ми передаємо IP з pre-existing components, ми відповідаємо за їх "чистоту". Dispute Resolution (секція 8) визначає процес, якщо liability claim доходить до спору. Effect of Termination (секція 7) не знімає liability obligations — вони survive termination.&lt;/Voice&gt;</w:t>
       </w:r>
     </w:p>
     <w:p>
